--- a/_site/blog/posts/2017-04-23-sitios-web-asombrosos/index.docx
+++ b/_site/blog/posts/2017-04-23-sitios-web-asombrosos/index.docx
@@ -684,7 +684,7 @@
       </w:r>
     </w:p>
     <w:bookmarkEnd w:id="45"/>
-    <w:bookmarkStart w:id="58" w:name="publicaciones-similares"/>
+    <w:bookmarkStart w:id="56" w:name="publicaciones-similares"/>
     <w:p>
       <w:pPr>
         <w:pStyle w:val="Heading1"/>
@@ -808,34 +808,13 @@
     </w:p>
     <w:p>
       <w:pPr>
-        <w:pStyle w:val="Compact"/>
-        <w:numPr>
-          <w:ilvl w:val="0"/>
-          <w:numId w:val="1002"/>
-        </w:numPr>
-      </w:pPr>
-      <w:hyperlink r:id="rId56"/>
-      <w:r>
-        <w:t xml:space="preserve"> </w:t>
-      </w:r>
-      <w:hyperlink r:id="rId57">
-        <w:r>
-          <w:rPr>
-            <w:rStyle w:val="Hyperlink"/>
-          </w:rPr>
-          <w:t xml:space="preserve">Economia Regional</w:t>
-        </w:r>
-      </w:hyperlink>
-    </w:p>
-    <w:p>
-      <w:pPr>
         <w:pStyle w:val="FirstParagraph"/>
       </w:pPr>
       <w:r>
         <w:t xml:space="preserve">Esperamos que encuentres estas publicaciones igualmente interesantes y útiles. ¡Disfruta de la lectura!</w:t>
       </w:r>
     </w:p>
-    <w:bookmarkEnd w:id="58"/>
+    <w:bookmarkEnd w:id="56"/>
     <w:sectPr>
       <w:headerReference r:id="rId8" w:type="even"/>
       <w:headerReference r:id="rId9" w:type="default"/>
